--- a/Environment_Setup_Guide.docx
+++ b/Environment_Setup_Guide.docx
@@ -1,6 +1,6 @@
 
 <file path=word/document.xml><?xml version="1.0" encoding="utf-8"?>
-<w:document xmlns:wpc="http://schemas.microsoft.com/office/word/2010/wordprocessingCanvas" xmlns:cx="http://schemas.microsoft.com/office/drawing/2014/chartex" xmlns:cx1="http://schemas.microsoft.com/office/drawing/2015/9/8/chartex" xmlns:mc="http://schemas.openxmlformats.org/markup-compatibility/2006" xmlns:o="urn:schemas-microsoft-com:office:office" xmlns:r="http://schemas.openxmlformats.org/officeDocument/2006/relationships" xmlns:m="http://schemas.openxmlformats.org/officeDocument/2006/math" xmlns:v="urn:schemas-microsoft-com:vml" xmlns:wp14="http://schemas.microsoft.com/office/word/2010/wordprocessingDrawing" xmlns:wp="http://schemas.openxmlformats.org/drawingml/2006/wordprocessingDrawing" xmlns:w10="urn:schemas-microsoft-com:office:word" xmlns:w="http://schemas.openxmlformats.org/wordprocessingml/2006/main" xmlns:w14="http://schemas.microsoft.com/office/word/2010/wordml" xmlns:w15="http://schemas.microsoft.com/office/word/2012/wordml" xmlns:w16se="http://schemas.microsoft.com/office/word/2015/wordml/symex" xmlns:wpg="http://schemas.microsoft.com/office/word/2010/wordprocessingGroup" xmlns:wpi="http://schemas.microsoft.com/office/word/2010/wordprocessingInk" xmlns:wne="http://schemas.microsoft.com/office/word/2006/wordml" xmlns:wps="http://schemas.microsoft.com/office/word/2010/wordprocessingShape" mc:Ignorable="w14 w15 w16se wp14">
+<w:document xmlns:wpc="http://schemas.microsoft.com/office/word/2010/wordprocessingCanvas" xmlns:cx="http://schemas.microsoft.com/office/drawing/2014/chartex" xmlns:cx1="http://schemas.microsoft.com/office/drawing/2015/9/8/chartex" xmlns:cx2="http://schemas.microsoft.com/office/drawing/2015/10/21/chartex" xmlns:cx3="http://schemas.microsoft.com/office/drawing/2016/5/9/chartex" xmlns:cx4="http://schemas.microsoft.com/office/drawing/2016/5/10/chartex" xmlns:cx5="http://schemas.microsoft.com/office/drawing/2016/5/11/chartex" xmlns:cx6="http://schemas.microsoft.com/office/drawing/2016/5/12/chartex" xmlns:cx7="http://schemas.microsoft.com/office/drawing/2016/5/13/chartex" xmlns:cx8="http://schemas.microsoft.com/office/drawing/2016/5/14/chartex" xmlns:mc="http://schemas.openxmlformats.org/markup-compatibility/2006" xmlns:aink="http://schemas.microsoft.com/office/drawing/2016/ink" xmlns:am3d="http://schemas.microsoft.com/office/drawing/2017/model3d" xmlns:o="urn:schemas-microsoft-com:office:office" xmlns:oel="http://schemas.microsoft.com/office/2019/extlst" xmlns:r="http://schemas.openxmlformats.org/officeDocument/2006/relationships" xmlns:m="http://schemas.openxmlformats.org/officeDocument/2006/math" xmlns:v="urn:schemas-microsoft-com:vml" xmlns:wp14="http://schemas.microsoft.com/office/word/2010/wordprocessingDrawing" xmlns:wp="http://schemas.openxmlformats.org/drawingml/2006/wordprocessingDrawing" xmlns:w10="urn:schemas-microsoft-com:office:word" xmlns:w="http://schemas.openxmlformats.org/wordprocessingml/2006/main" xmlns:w14="http://schemas.microsoft.com/office/word/2010/wordml" xmlns:w15="http://schemas.microsoft.com/office/word/2012/wordml" xmlns:w16cex="http://schemas.microsoft.com/office/word/2018/wordml/cex" xmlns:w16cid="http://schemas.microsoft.com/office/word/2016/wordml/cid" xmlns:w16="http://schemas.microsoft.com/office/word/2018/wordml" xmlns:w16du="http://schemas.microsoft.com/office/word/2023/wordml/word16du" xmlns:w16sdtdh="http://schemas.microsoft.com/office/word/2020/wordml/sdtdatahash" xmlns:w16sdtfl="http://schemas.microsoft.com/office/word/2024/wordml/sdtformatlock" xmlns:w16se="http://schemas.microsoft.com/office/word/2015/wordml/symex" xmlns:wpg="http://schemas.microsoft.com/office/word/2010/wordprocessingGroup" xmlns:wpi="http://schemas.microsoft.com/office/word/2010/wordprocessingInk" xmlns:wne="http://schemas.microsoft.com/office/word/2006/wordml" xmlns:wps="http://schemas.microsoft.com/office/word/2010/wordprocessingShape" mc:Ignorable="w14 w15 w16se w16cid w16 w16cex w16sdtdh w16sdtfl w16du wp14">
   <w:body>
     <w:tbl>
       <w:tblPr>
@@ -474,25 +474,7 @@
           <w:color w:val="0F172A"/>
           <w:sz w:val="32"/>
         </w:rPr>
-        <w:t xml:space="preserve"> (</w:t>
-      </w:r>
-      <w:proofErr w:type="spellStart"/>
-      <w:r>
-        <w:rPr>
-          <w:b/>
-          <w:color w:val="0F172A"/>
-          <w:sz w:val="32"/>
-        </w:rPr>
-        <w:t>Conda</w:t>
-      </w:r>
-      <w:proofErr w:type="spellEnd"/>
-      <w:r>
-        <w:rPr>
-          <w:b/>
-          <w:color w:val="0F172A"/>
-          <w:sz w:val="32"/>
-        </w:rPr>
-        <w:t xml:space="preserve"> &amp; Pip)</w:t>
+        <w:t xml:space="preserve"> (Conda &amp; Pip)</w:t>
       </w:r>
     </w:p>
     <w:p>
@@ -545,7 +527,8 @@
               <w:rPr>
                 <w:rFonts w:ascii="Consolas" w:hAnsi="Consolas"/>
                 <w:color w:val="FF0000"/>
-                <w:sz w:val="19"/>
+                <w:sz w:val="20"/>
+                <w:szCs w:val="24"/>
               </w:rPr>
               <w:t># Create environment from specification file</w:t>
             </w:r>
@@ -553,7 +536,8 @@
               <w:rPr>
                 <w:rFonts w:ascii="Consolas" w:hAnsi="Consolas"/>
                 <w:color w:val="FF0000"/>
-                <w:sz w:val="19"/>
+                <w:sz w:val="20"/>
+                <w:szCs w:val="24"/>
               </w:rPr>
               <w:br/>
             </w:r>
@@ -562,7 +546,8 @@
               <w:rPr>
                 <w:rFonts w:ascii="Consolas" w:hAnsi="Consolas"/>
                 <w:color w:val="FF0000"/>
-                <w:sz w:val="19"/>
+                <w:sz w:val="20"/>
+                <w:szCs w:val="24"/>
               </w:rPr>
               <w:t>cond</w:t>
             </w:r>
@@ -570,7 +555,8 @@
               <w:rPr>
                 <w:rFonts w:ascii="Consolas" w:hAnsi="Consolas"/>
                 <w:color w:val="FF0000"/>
-                <w:sz w:val="19"/>
+                <w:sz w:val="20"/>
+                <w:szCs w:val="24"/>
               </w:rPr>
               <w:t>a</w:t>
             </w:r>
@@ -579,33 +565,17 @@
               <w:rPr>
                 <w:rFonts w:ascii="Consolas" w:hAnsi="Consolas"/>
                 <w:color w:val="FF0000"/>
-                <w:sz w:val="19"/>
+                <w:sz w:val="20"/>
+                <w:szCs w:val="24"/>
               </w:rPr>
-              <w:t xml:space="preserve"> create -n </w:t>
-            </w:r>
-            <w:proofErr w:type="spellStart"/>
-            <w:r>
-              <w:rPr>
-                <w:rFonts w:ascii="Consolas" w:hAnsi="Consolas"/>
-                <w:color w:val="FF0000"/>
-                <w:sz w:val="19"/>
-              </w:rPr>
-              <w:t>env</w:t>
-            </w:r>
-            <w:proofErr w:type="spellEnd"/>
-            <w:r>
-              <w:rPr>
-                <w:rFonts w:ascii="Consolas" w:hAnsi="Consolas"/>
-                <w:color w:val="FF0000"/>
-                <w:sz w:val="19"/>
-              </w:rPr>
-              <w:t xml:space="preserve"> python==3.12</w:t>
+              <w:t xml:space="preserve"> create -n env python==3.12</w:t>
             </w:r>
             <w:r>
               <w:rPr>
                 <w:rFonts w:ascii="Consolas" w:hAnsi="Consolas"/>
                 <w:color w:val="FF0000"/>
-                <w:sz w:val="19"/>
+                <w:sz w:val="20"/>
+                <w:szCs w:val="24"/>
               </w:rPr>
               <w:t xml:space="preserve"> -y</w:t>
             </w:r>
@@ -613,7 +583,8 @@
               <w:rPr>
                 <w:rFonts w:ascii="Consolas" w:hAnsi="Consolas"/>
                 <w:color w:val="FF0000"/>
-                <w:sz w:val="19"/>
+                <w:sz w:val="20"/>
+                <w:szCs w:val="24"/>
               </w:rPr>
               <w:br/>
             </w:r>
@@ -621,7 +592,8 @@
               <w:rPr>
                 <w:rFonts w:ascii="Consolas" w:hAnsi="Consolas"/>
                 <w:color w:val="FF0000"/>
-                <w:sz w:val="19"/>
+                <w:sz w:val="20"/>
+                <w:szCs w:val="24"/>
               </w:rPr>
               <w:br/>
               <w:t># Activate the newly created environment</w:t>
@@ -630,7 +602,8 @@
               <w:rPr>
                 <w:rFonts w:ascii="Consolas" w:hAnsi="Consolas"/>
                 <w:color w:val="FF0000"/>
-                <w:sz w:val="19"/>
+                <w:sz w:val="20"/>
+                <w:szCs w:val="24"/>
               </w:rPr>
               <w:br/>
             </w:r>
@@ -639,7 +612,8 @@
               <w:rPr>
                 <w:rFonts w:ascii="Consolas" w:hAnsi="Consolas"/>
                 <w:color w:val="FF0000"/>
-                <w:sz w:val="19"/>
+                <w:sz w:val="20"/>
+                <w:szCs w:val="24"/>
               </w:rPr>
               <w:t>conda</w:t>
             </w:r>
@@ -648,20 +622,20 @@
               <w:rPr>
                 <w:rFonts w:ascii="Consolas" w:hAnsi="Consolas"/>
                 <w:color w:val="FF0000"/>
-                <w:sz w:val="19"/>
+                <w:sz w:val="20"/>
+                <w:szCs w:val="24"/>
               </w:rPr>
               <w:t xml:space="preserve"> activate </w:t>
             </w:r>
-            <w:proofErr w:type="spellStart"/>
             <w:r>
               <w:rPr>
                 <w:rFonts w:ascii="Consolas" w:hAnsi="Consolas"/>
                 <w:color w:val="FF0000"/>
-                <w:sz w:val="19"/>
+                <w:sz w:val="20"/>
+                <w:szCs w:val="24"/>
               </w:rPr>
               <w:t>env</w:t>
             </w:r>
-            <w:proofErr w:type="spellEnd"/>
           </w:p>
         </w:tc>
       </w:tr>
@@ -926,15 +900,7 @@
           <w:color w:val="0F172A"/>
           <w:sz w:val="26"/>
         </w:rPr>
-        <w:t>Step</w:t>
-      </w:r>
-      <w:r>
-        <w:rPr>
-          <w:b/>
-          <w:color w:val="0F172A"/>
-          <w:sz w:val="26"/>
-        </w:rPr>
-        <w:t xml:space="preserve"> 2.5: Run dashboard on local host</w:t>
+        <w:t>Step 2.5: Run dashboard on local host</w:t>
       </w:r>
     </w:p>
     <w:p>
@@ -989,8 +955,6 @@
           <w:color w:val="1F497D" w:themeColor="text2"/>
         </w:rPr>
       </w:pPr>
-      <w:bookmarkStart w:id="0" w:name="_GoBack"/>
-      <w:bookmarkEnd w:id="0"/>
     </w:p>
     <w:sectPr>
       <w:pgSz w:w="12240" w:h="15840"/>
@@ -1003,7 +967,7 @@
 </file>
 
 <file path=word/numbering.xml><?xml version="1.0" encoding="utf-8"?>
-<w:numbering xmlns:wpc="http://schemas.microsoft.com/office/word/2010/wordprocessingCanvas" xmlns:cx="http://schemas.microsoft.com/office/drawing/2014/chartex" xmlns:cx1="http://schemas.microsoft.com/office/drawing/2015/9/8/chartex" xmlns:mc="http://schemas.openxmlformats.org/markup-compatibility/2006" xmlns:o="urn:schemas-microsoft-com:office:office" xmlns:r="http://schemas.openxmlformats.org/officeDocument/2006/relationships" xmlns:m="http://schemas.openxmlformats.org/officeDocument/2006/math" xmlns:v="urn:schemas-microsoft-com:vml" xmlns:wp14="http://schemas.microsoft.com/office/word/2010/wordprocessingDrawing" xmlns:wp="http://schemas.openxmlformats.org/drawingml/2006/wordprocessingDrawing" xmlns:w10="urn:schemas-microsoft-com:office:word" xmlns:w="http://schemas.openxmlformats.org/wordprocessingml/2006/main" xmlns:w14="http://schemas.microsoft.com/office/word/2010/wordml" xmlns:w15="http://schemas.microsoft.com/office/word/2012/wordml" xmlns:w16se="http://schemas.microsoft.com/office/word/2015/wordml/symex" xmlns:wpg="http://schemas.microsoft.com/office/word/2010/wordprocessingGroup" xmlns:wpi="http://schemas.microsoft.com/office/word/2010/wordprocessingInk" xmlns:wne="http://schemas.microsoft.com/office/word/2006/wordml" xmlns:wps="http://schemas.microsoft.com/office/word/2010/wordprocessingShape" mc:Ignorable="w14 w15 w16se wp14">
+<w:numbering xmlns:wpc="http://schemas.microsoft.com/office/word/2010/wordprocessingCanvas" xmlns:cx="http://schemas.microsoft.com/office/drawing/2014/chartex" xmlns:cx1="http://schemas.microsoft.com/office/drawing/2015/9/8/chartex" xmlns:cx2="http://schemas.microsoft.com/office/drawing/2015/10/21/chartex" xmlns:cx3="http://schemas.microsoft.com/office/drawing/2016/5/9/chartex" xmlns:cx4="http://schemas.microsoft.com/office/drawing/2016/5/10/chartex" xmlns:cx5="http://schemas.microsoft.com/office/drawing/2016/5/11/chartex" xmlns:cx6="http://schemas.microsoft.com/office/drawing/2016/5/12/chartex" xmlns:cx7="http://schemas.microsoft.com/office/drawing/2016/5/13/chartex" xmlns:cx8="http://schemas.microsoft.com/office/drawing/2016/5/14/chartex" xmlns:mc="http://schemas.openxmlformats.org/markup-compatibility/2006" xmlns:aink="http://schemas.microsoft.com/office/drawing/2016/ink" xmlns:am3d="http://schemas.microsoft.com/office/drawing/2017/model3d" xmlns:o="urn:schemas-microsoft-com:office:office" xmlns:oel="http://schemas.microsoft.com/office/2019/extlst" xmlns:r="http://schemas.openxmlformats.org/officeDocument/2006/relationships" xmlns:m="http://schemas.openxmlformats.org/officeDocument/2006/math" xmlns:v="urn:schemas-microsoft-com:vml" xmlns:wp14="http://schemas.microsoft.com/office/word/2010/wordprocessingDrawing" xmlns:wp="http://schemas.openxmlformats.org/drawingml/2006/wordprocessingDrawing" xmlns:w10="urn:schemas-microsoft-com:office:word" xmlns:w="http://schemas.openxmlformats.org/wordprocessingml/2006/main" xmlns:w14="http://schemas.microsoft.com/office/word/2010/wordml" xmlns:w15="http://schemas.microsoft.com/office/word/2012/wordml" xmlns:w16cex="http://schemas.microsoft.com/office/word/2018/wordml/cex" xmlns:w16cid="http://schemas.microsoft.com/office/word/2016/wordml/cid" xmlns:w16="http://schemas.microsoft.com/office/word/2018/wordml" xmlns:w16du="http://schemas.microsoft.com/office/word/2023/wordml/word16du" xmlns:w16sdtdh="http://schemas.microsoft.com/office/word/2020/wordml/sdtdatahash" xmlns:w16sdtfl="http://schemas.microsoft.com/office/word/2024/wordml/sdtformatlock" xmlns:w16se="http://schemas.microsoft.com/office/word/2015/wordml/symex" xmlns:wpg="http://schemas.microsoft.com/office/word/2010/wordprocessingGroup" xmlns:wpi="http://schemas.microsoft.com/office/word/2010/wordprocessingInk" xmlns:wne="http://schemas.microsoft.com/office/word/2006/wordml" xmlns:wps="http://schemas.microsoft.com/office/word/2010/wordprocessingShape" mc:Ignorable="w14 w15 w16se w16cid w16 w16cex w16sdtdh w16sdtfl w16du wp14">
   <w:abstractNum w:abstractNumId="0" w15:restartNumberingAfterBreak="0">
     <w:nsid w:val="FFFFFF7C"/>
     <w:multiLevelType w:val="singleLevel"/>
@@ -1175,38 +1139,38 @@
       </w:rPr>
     </w:lvl>
   </w:abstractNum>
-  <w:num w:numId="1">
+  <w:num w:numId="1" w16cid:durableId="1923097054">
     <w:abstractNumId w:val="8"/>
   </w:num>
-  <w:num w:numId="2">
+  <w:num w:numId="2" w16cid:durableId="1218973885">
     <w:abstractNumId w:val="6"/>
   </w:num>
-  <w:num w:numId="3">
+  <w:num w:numId="3" w16cid:durableId="733546711">
     <w:abstractNumId w:val="5"/>
   </w:num>
-  <w:num w:numId="4">
+  <w:num w:numId="4" w16cid:durableId="987326092">
     <w:abstractNumId w:val="4"/>
   </w:num>
-  <w:num w:numId="5">
+  <w:num w:numId="5" w16cid:durableId="1818765635">
     <w:abstractNumId w:val="7"/>
   </w:num>
-  <w:num w:numId="6">
+  <w:num w:numId="6" w16cid:durableId="291446574">
     <w:abstractNumId w:val="3"/>
   </w:num>
-  <w:num w:numId="7">
+  <w:num w:numId="7" w16cid:durableId="1923249342">
     <w:abstractNumId w:val="2"/>
   </w:num>
-  <w:num w:numId="8">
+  <w:num w:numId="8" w16cid:durableId="107625241">
     <w:abstractNumId w:val="1"/>
   </w:num>
-  <w:num w:numId="9">
+  <w:num w:numId="9" w16cid:durableId="2047828907">
     <w:abstractNumId w:val="0"/>
   </w:num>
 </w:numbering>
 </file>
 
 <file path=word/styles.xml><?xml version="1.0" encoding="utf-8"?>
-<w:styles xmlns:mc="http://schemas.openxmlformats.org/markup-compatibility/2006" xmlns:r="http://schemas.openxmlformats.org/officeDocument/2006/relationships" xmlns:w="http://schemas.openxmlformats.org/wordprocessingml/2006/main" xmlns:w14="http://schemas.microsoft.com/office/word/2010/wordml" xmlns:w15="http://schemas.microsoft.com/office/word/2012/wordml" xmlns:w16se="http://schemas.microsoft.com/office/word/2015/wordml/symex" mc:Ignorable="w14 w15 w16se">
+<w:styles xmlns:mc="http://schemas.openxmlformats.org/markup-compatibility/2006" xmlns:r="http://schemas.openxmlformats.org/officeDocument/2006/relationships" xmlns:w="http://schemas.openxmlformats.org/wordprocessingml/2006/main" xmlns:w14="http://schemas.microsoft.com/office/word/2010/wordml" xmlns:w15="http://schemas.microsoft.com/office/word/2012/wordml" xmlns:w16cex="http://schemas.microsoft.com/office/word/2018/wordml/cex" xmlns:w16cid="http://schemas.microsoft.com/office/word/2016/wordml/cid" xmlns:w16="http://schemas.microsoft.com/office/word/2018/wordml" xmlns:w16du="http://schemas.microsoft.com/office/word/2023/wordml/word16du" xmlns:w16sdtdh="http://schemas.microsoft.com/office/word/2020/wordml/sdtdatahash" xmlns:w16sdtfl="http://schemas.microsoft.com/office/word/2024/wordml/sdtformatlock" xmlns:w16se="http://schemas.microsoft.com/office/word/2015/wordml/symex" mc:Ignorable="w14 w15 w16se w16cid w16 w16cex w16sdtdh w16sdtfl w16du">
   <w:docDefaults>
     <w:rPrDefault>
       <w:rPr>
@@ -1222,7 +1186,7 @@
       </w:pPr>
     </w:pPrDefault>
   </w:docDefaults>
-  <w:latentStyles w:defLockedState="0" w:defUIPriority="99" w:defSemiHidden="0" w:defUnhideWhenUsed="0" w:defQFormat="0" w:count="371">
+  <w:latentStyles w:defLockedState="0" w:defUIPriority="99" w:defSemiHidden="0" w:defUnhideWhenUsed="0" w:defQFormat="0" w:count="376">
     <w:lsdException w:name="Normal" w:uiPriority="0" w:qFormat="1"/>
     <w:lsdException w:name="heading 1" w:uiPriority="9" w:qFormat="1"/>
     <w:lsdException w:name="heading 2" w:semiHidden="1" w:uiPriority="9" w:unhideWhenUsed="1" w:qFormat="1"/>
@@ -1585,6 +1549,11 @@
     <w:lsdException w:name="List Table 5 Dark Accent 6" w:uiPriority="50"/>
     <w:lsdException w:name="List Table 6 Colorful Accent 6" w:uiPriority="51"/>
     <w:lsdException w:name="List Table 7 Colorful Accent 6" w:uiPriority="52"/>
+    <w:lsdException w:name="Mention" w:semiHidden="1" w:unhideWhenUsed="1"/>
+    <w:lsdException w:name="Smart Hyperlink" w:semiHidden="1" w:unhideWhenUsed="1"/>
+    <w:lsdException w:name="Hashtag" w:semiHidden="1" w:unhideWhenUsed="1"/>
+    <w:lsdException w:name="Unresolved Mention" w:semiHidden="1" w:unhideWhenUsed="1"/>
+    <w:lsdException w:name="Smart Link" w:semiHidden="1" w:unhideWhenUsed="1"/>
   </w:latentStyles>
   <w:style w:type="paragraph" w:default="1" w:styleId="Normal">
     <w:name w:val="Normal"/>

--- a/Environment_Setup_Guide.docx
+++ b/Environment_Setup_Guide.docx
@@ -485,12 +485,10 @@
         <w:t xml:space="preserve">either anaconda prompt or command prompt to create </w:t>
       </w:r>
       <w:proofErr w:type="spellStart"/>
-      <w:proofErr w:type="gramStart"/>
       <w:r>
         <w:t>a</w:t>
       </w:r>
       <w:proofErr w:type="spellEnd"/>
-      <w:proofErr w:type="gramEnd"/>
       <w:r>
         <w:t xml:space="preserve"> environment. You may use the environment setup below as a reference:</w:t>
       </w:r>
@@ -639,10 +637,37 @@
           </w:p>
         </w:tc>
       </w:tr>
+      <w:tr>
+        <w:trPr>
+          <w:jc w:val="center"/>
+        </w:trPr>
+        <w:tc>
+          <w:tcPr>
+            <w:tcW w:w="9360" w:type="dxa"/>
+            <w:shd w:val="clear" w:color="auto" w:fill="1E1E1E"/>
+            <w:tcMar>
+              <w:top w:w="160" w:type="dxa"/>
+              <w:left w:w="200" w:type="dxa"/>
+              <w:bottom w:w="160" w:type="dxa"/>
+              <w:right w:w="200" w:type="dxa"/>
+            </w:tcMar>
+          </w:tcPr>
+          <w:p>
+            <w:pPr>
+              <w:spacing w:after="0" w:line="240" w:lineRule="auto"/>
+              <w:rPr>
+                <w:rFonts w:ascii="Consolas" w:hAnsi="Consolas"/>
+                <w:color w:val="FF0000"/>
+                <w:sz w:val="20"/>
+                <w:szCs w:val="24"/>
+              </w:rPr>
+            </w:pPr>
+          </w:p>
+        </w:tc>
+      </w:tr>
     </w:tbl>
     <w:p>
       <w:r>
-        <w:lastRenderedPageBreak/>
         <w:t xml:space="preserve"> </w:t>
       </w:r>
     </w:p>
@@ -776,15 +801,27 @@
           <w:p>
             <w:pPr>
               <w:spacing w:after="0" w:line="240" w:lineRule="auto"/>
+              <w:rPr>
+                <w:rFonts w:ascii="Consolas" w:hAnsi="Consolas"/>
+                <w:color w:val="FF0000"/>
+                <w:sz w:val="19"/>
+                <w:lang w:val="en-AU"/>
+              </w:rPr>
             </w:pPr>
             <w:r>
               <w:rPr>
                 <w:rFonts w:ascii="Consolas" w:hAnsi="Consolas"/>
                 <w:color w:val="FF0000"/>
                 <w:sz w:val="19"/>
+                <w:lang w:val="en-AU"/>
               </w:rPr>
-              <w:t>pip install –r requirements.txt</w:t>
+              <w:t>pip install -r requirements.txt</w:t>
             </w:r>
+          </w:p>
+          <w:p>
+            <w:pPr>
+              <w:spacing w:after="0" w:line="240" w:lineRule="auto"/>
+            </w:pPr>
           </w:p>
         </w:tc>
       </w:tr>
@@ -1139,6 +1176,68 @@
       </w:rPr>
     </w:lvl>
   </w:abstractNum>
+  <w:abstractNum w:abstractNumId="9" w15:restartNumberingAfterBreak="0">
+    <w:nsid w:val="00000001"/>
+    <w:multiLevelType w:val="hybridMultilevel"/>
+    <w:tmpl w:val="FFFFFFFF"/>
+    <w:lvl w:ilvl="0" w:tplc="FFFFFFFF">
+      <w:start w:val="1"/>
+      <w:numFmt w:val="decimal"/>
+      <w:lvlText w:val="%1."/>
+      <w:lvlJc w:val="left"/>
+      <w:pPr>
+        <w:tabs>
+          <w:tab w:val="num" w:pos="0"/>
+        </w:tabs>
+      </w:pPr>
+    </w:lvl>
+    <w:lvl w:ilvl="1" w:tplc="FFFFFFFF">
+      <w:start w:val="1"/>
+      <w:numFmt w:val="decimal"/>
+      <w:lvlText w:val="%2."/>
+      <w:lvlJc w:val="left"/>
+      <w:pPr>
+        <w:tabs>
+          <w:tab w:val="num" w:pos="0"/>
+        </w:tabs>
+      </w:pPr>
+    </w:lvl>
+    <w:lvl w:ilvl="2" w:tplc="FFFFFFFF">
+      <w:numFmt w:val="decimal"/>
+      <w:lvlText w:val=""/>
+      <w:lvlJc w:val="left"/>
+    </w:lvl>
+    <w:lvl w:ilvl="3" w:tplc="FFFFFFFF">
+      <w:numFmt w:val="decimal"/>
+      <w:lvlText w:val=""/>
+      <w:lvlJc w:val="left"/>
+    </w:lvl>
+    <w:lvl w:ilvl="4" w:tplc="FFFFFFFF">
+      <w:numFmt w:val="decimal"/>
+      <w:lvlText w:val=""/>
+      <w:lvlJc w:val="left"/>
+    </w:lvl>
+    <w:lvl w:ilvl="5" w:tplc="FFFFFFFF">
+      <w:numFmt w:val="decimal"/>
+      <w:lvlText w:val=""/>
+      <w:lvlJc w:val="left"/>
+    </w:lvl>
+    <w:lvl w:ilvl="6" w:tplc="FFFFFFFF">
+      <w:numFmt w:val="decimal"/>
+      <w:lvlText w:val=""/>
+      <w:lvlJc w:val="left"/>
+    </w:lvl>
+    <w:lvl w:ilvl="7" w:tplc="FFFFFFFF">
+      <w:numFmt w:val="decimal"/>
+      <w:lvlText w:val=""/>
+      <w:lvlJc w:val="left"/>
+    </w:lvl>
+    <w:lvl w:ilvl="8" w:tplc="FFFFFFFF">
+      <w:numFmt w:val="decimal"/>
+      <w:lvlText w:val=""/>
+      <w:lvlJc w:val="left"/>
+    </w:lvl>
+  </w:abstractNum>
   <w:num w:numId="1" w16cid:durableId="1923097054">
     <w:abstractNumId w:val="8"/>
   </w:num>
@@ -1165,6 +1264,9 @@
   </w:num>
   <w:num w:numId="9" w16cid:durableId="2047828907">
     <w:abstractNumId w:val="0"/>
+  </w:num>
+  <w:num w:numId="10" w16cid:durableId="1307271976">
+    <w:abstractNumId w:val="9"/>
   </w:num>
 </w:numbering>
 </file>
@@ -1780,7 +1882,6 @@
   <w:style w:type="character" w:default="1" w:styleId="DefaultParagraphFont">
     <w:name w:val="Default Paragraph Font"/>
     <w:uiPriority w:val="1"/>
-    <w:semiHidden/>
     <w:unhideWhenUsed/>
   </w:style>
   <w:style w:type="table" w:default="1" w:styleId="TableNormal">

--- a/Environment_Setup_Guide.docx
+++ b/Environment_Setup_Guide.docx
@@ -485,10 +485,12 @@
         <w:t xml:space="preserve">either anaconda prompt or command prompt to create </w:t>
       </w:r>
       <w:proofErr w:type="spellStart"/>
+      <w:proofErr w:type="gramStart"/>
       <w:r>
         <w:t>a</w:t>
       </w:r>
       <w:proofErr w:type="spellEnd"/>
+      <w:proofErr w:type="gramEnd"/>
       <w:r>
         <w:t xml:space="preserve"> environment. You may use the environment setup below as a reference:</w:t>
       </w:r>
@@ -885,33 +887,49 @@
           <w:p>
             <w:pPr>
               <w:spacing w:after="0" w:line="240" w:lineRule="auto"/>
+              <w:rPr>
+                <w:rFonts w:ascii="Consolas" w:hAnsi="Consolas"/>
+                <w:color w:val="FF0000"/>
+                <w:sz w:val="19"/>
+                <w:lang w:val="en-AU"/>
+              </w:rPr>
             </w:pPr>
             <w:r>
               <w:rPr>
                 <w:rFonts w:ascii="Consolas" w:hAnsi="Consolas"/>
                 <w:color w:val="FF0000"/>
                 <w:sz w:val="19"/>
+                <w:lang w:val="en-AU"/>
               </w:rPr>
-              <w:t xml:space="preserve">python –m </w:t>
+              <w:t xml:space="preserve">python -m </w:t>
             </w:r>
             <w:proofErr w:type="spellStart"/>
+            <w:proofErr w:type="gramStart"/>
             <w:r>
               <w:rPr>
                 <w:rFonts w:ascii="Consolas" w:hAnsi="Consolas"/>
                 <w:color w:val="FF0000"/>
                 <w:sz w:val="19"/>
+                <w:lang w:val="en-AU"/>
               </w:rPr>
-              <w:t>src.components.data_</w:t>
+              <w:t>src.components</w:t>
             </w:r>
+            <w:proofErr w:type="gramEnd"/>
             <w:r>
               <w:rPr>
                 <w:rFonts w:ascii="Consolas" w:hAnsi="Consolas"/>
                 <w:color w:val="FF0000"/>
                 <w:sz w:val="19"/>
+                <w:lang w:val="en-AU"/>
               </w:rPr>
-              <w:t>ingestion</w:t>
+              <w:t>.data_ingestion</w:t>
             </w:r>
             <w:proofErr w:type="spellEnd"/>
+          </w:p>
+          <w:p>
+            <w:pPr>
+              <w:spacing w:after="0" w:line="240" w:lineRule="auto"/>
+            </w:pPr>
           </w:p>
         </w:tc>
       </w:tr>
